--- a/output-submit/2026H2 渠道与门店经营策略报告.docx
+++ b/output-submit/2026H2 渠道与门店经营策略报告.docx
@@ -98,7 +98,12 @@
     </w:p>
     <w:p>
       <w:r>
-        <w:t>【已确认事实】本报告全部关键数字来自 9 个附件,可回指文件、Sheet 与字段(见附录);《异常与待核清单.xlsx》共登记 19 条异常与待核事项,其中影响 H2 决策的高优先事项包括:6 月退款不完整、面积调整门店坪效口径、门店费用只到费用级、无 H2 活动日历与已批准预算上限。【待核事项】H2 全部金额为建议值或条件性方案,以集团预算审批与待核事项关闭为生效前提。</w:t>
+        <w:t>【已确认事实】本报告全部关键数字来自 9 个附件,可回指文件、Sheet 与字段(见附录);《异常与待核清单.xlsx》共登记 18 条异常与待核事项,其中影响 H2 决策的高优先事项包括:6 月退款不完整、面积调整门店坪效口径、门店费用只到费用级、无 H2 活动日历与已批准预算上限。【待核事项】H2 全部金额为建议值或条件性方案,以集团预算审批与待核事项关闭为生效前提。</w:t>
+      </w:r>
+    </w:p>
+    <w:p>
+      <w:r>
+        <w:t>【已确认事实】材料使用说明:《旧版门店清单_2024.xlsx》为 2024 年历史快照(37 营业 / 8 关闭 / 5 调整),与本次决策时点(2026H1)不一致,仅用于主键沿革对照,不纳入任何指标计算;该附件属噪音材料,因此不在《异常与待核清单.xlsx》中登记为异常。</w:t>
       </w:r>
     </w:p>
     <w:p>
@@ -1984,12 +1989,12 @@
     <w:p/>
     <w:p>
       <w:r>
-        <w:t>【待核事项】即时配送订单的收入与履约费归属(A-014):本报告按下单渠道(渠道ID)确认;若改按「即时配送全部归即时零售渠道」的读法,CH06 净收入将由 238,360.01 元升至约 645,245.94 元,其余渠道合计减少 406,885.93 元。</w:t>
+        <w:t>【待核事项】即时配送订单的收入与履约费归属(A-013):本报告按下单渠道(渠道ID)确认;若改按「即时配送全部归即时零售渠道」的读法,CH06 净收入将由 238,360.01 元升至约 645,245.94 元,其余渠道合计减少 406,885.93 元。</w:t>
       </w:r>
     </w:p>
     <w:p>
       <w:r>
-        <w:t>【待核事项】销售费用率 = 渠道费用合计 ÷ 净收入,为本报告自定补充指标(A-015);即时零售渠道的履约时效因材料无时效字段,只作定性描述(A-019)。</w:t>
+        <w:t>【待核事项】销售费用率 = 渠道费用合计 ÷ 净收入,为本报告自定补充指标(A-014);即时零售渠道的履约时效因材料无时效字段,只作定性描述(A-018)。</w:t>
       </w:r>
     </w:p>
     <w:p>
@@ -9931,7 +9936,7 @@
     <w:p/>
     <w:p>
       <w:r>
-        <w:t>【待核事项】第 6.2 条未规定店型本已为前置仓的门店再次触发时的动作(A-016):S012、S023、S028 三家本身即为前置仓,本报告采纳「保留前置仓形态、以面积压缩与租金重议为主,并在 Q3 末复评是否转为纯自提点」;面积调整门店(S006, S013, S031)的坪效口径待补(A-002),补齐前后不参与坪效排序。</w:t>
+        <w:t>【待核事项】第 6.2 条未规定店型本已为前置仓的门店再次触发时的动作(A-015):S012、S023、S028 三家本身即为前置仓,本报告采纳「保留前置仓形态、以面积压缩与租金重议为主,并在 Q3 末复评是否转为纯自提点」;面积调整门店(S006, S013, S031)的坪效口径待补(A-001),补齐前后不参与坪效排序。</w:t>
       </w:r>
     </w:p>
     <w:p>
@@ -13818,7 +13823,7 @@
     <w:p/>
     <w:p>
       <w:r>
-        <w:t>【待核事项】活动明细的活动价为加权成交价(保留 2 位小数),复算方向以「销售额 ÷ 销量」为准,以单价反算产生的 ≤0.06 元差异属舍入(A-017);季节性 SKU 的适销期字段材料未提供,季节性判断只作定性描述(A-018)。</w:t>
+        <w:t>【待核事项】活动明细的活动价为加权成交价(保留 2 位小数),复算方向以「销售额 ÷ 销量」为准,以单价反算产生的 ≤0.06 元差异属舍入(A-016);季节性 SKU 的适销期字段材料未提供,季节性判断只作定性描述(A-017)。</w:t>
       </w:r>
     </w:p>
     <w:p>
@@ -14962,7 +14967,7 @@
           </w:tcPr>
           <w:p>
             <w:r>
-              <w:t>房东/业态许可、改造投入、节点容量测算(A-016)</w:t>
+              <w:t>房东/业态许可、改造投入、节点容量测算(A-015)</w:t>
             </w:r>
           </w:p>
         </w:tc>
@@ -15100,7 +15105,7 @@
           </w:tcPr>
           <w:p>
             <w:r>
-              <w:t>需要门店-品类毛利与库存数据(A-012)</w:t>
+              <w:t>需要门店-品类毛利与库存数据(A-011)</w:t>
             </w:r>
           </w:p>
         </w:tc>
@@ -15376,7 +15381,7 @@
           </w:tcPr>
           <w:p>
             <w:r>
-              <w:t>H2 活动日历与总预算(A-013)</w:t>
+              <w:t>H2 活动日历与总预算(A-012)</w:t>
             </w:r>
           </w:p>
         </w:tc>
@@ -15514,7 +15519,7 @@
           </w:tcPr>
           <w:p>
             <w:r>
-              <w:t>需先明确口径(A-014)并重算 6 渠道规模</w:t>
+              <w:t>需先明确口径(A-013)并重算 6 渠道规模</w:t>
             </w:r>
           </w:p>
         </w:tc>
@@ -15652,7 +15657,7 @@
           </w:tcPr>
           <w:p>
             <w:r>
-              <w:t>需补充配送时长、半径与容量数据(A-019)</w:t>
+              <w:t>需补充配送时长、半径与容量数据(A-018)</w:t>
             </w:r>
           </w:p>
         </w:tc>
@@ -16092,7 +16097,7 @@
     <w:p/>
     <w:p>
       <w:r>
-        <w:t>【待核事项】人力再配置:材料只有人工费用口径,未提供 42 店编制、工时与班次(A-012),本报告只给方向与匹配逻辑,具体人数须在事实补齐后确定。</w:t>
+        <w:t>【待核事项】人力再配置:材料只有人工费用口径,未提供 42 店编制、工时与班次(A-011),本报告只给方向与匹配逻辑,具体人数须在事实补齐后确定。</w:t>
       </w:r>
     </w:p>
     <w:p>
@@ -16877,7 +16882,7 @@
           </w:tcPr>
           <w:p>
             <w:r>
-              <w:t>活动效果 Sheet(ROI)、活动清单 Sheet(实际费用);H2 金额为建议值(A-013)</w:t>
+              <w:t>活动效果 Sheet(ROI)、活动清单 Sheet(实际费用);H2 金额为建议值(A-012)</w:t>
             </w:r>
           </w:p>
         </w:tc>
@@ -16930,7 +16935,7 @@
           </w:tcPr>
           <w:p>
             <w:r>
-              <w:t>渠道销售明细 Sheet(`发货方式`/`渠道ID`);口径见 A-014</w:t>
+              <w:t>渠道销售明细 Sheet(`发货方式`/`渠道ID`);口径见 A-013</w:t>
             </w:r>
           </w:p>
         </w:tc>
@@ -16983,7 +16988,7 @@
           </w:tcPr>
           <w:p>
             <w:r>
-              <w:t>渠道月度费用 Sheet(费用合计 ÷ 净收入);自定指标见 A-015</w:t>
+              <w:t>渠道月度费用 Sheet(费用合计 ÷ 净收入);自定指标见 A-014</w:t>
             </w:r>
           </w:p>
         </w:tc>
@@ -17036,7 +17041,7 @@
           </w:tcPr>
           <w:p>
             <w:r>
-              <w:t>`状态`=季节性的 SKU;适销期字段缺失,见 A-018</w:t>
+              <w:t>`状态`=季节性的 SKU;适销期字段缺失,见 A-017</w:t>
             </w:r>
           </w:p>
         </w:tc>
@@ -17089,7 +17094,60 @@
           </w:tcPr>
           <w:p>
             <w:r>
-              <w:t>无配送时长/半径/容量字段,见 A-019</w:t>
+              <w:t>无配送时长/半径/容量字段,见 A-018</w:t>
+            </w:r>
+          </w:p>
+        </w:tc>
+      </w:tr>
+      <w:tr>
+        <w:tc>
+          <w:tcPr>
+            <w:tcW w:type="dxa" w:w="2880"/>
+            <w:vAlign w:val="center"/>
+            <w:tcBorders>
+              <w:top w:val="single" w:sz="6" w:space="0" w:color="D9D9D9"/>
+              <w:left w:val="single" w:sz="6" w:space="0" w:color="D9D9D9"/>
+              <w:bottom w:val="single" w:sz="6" w:space="0" w:color="D9D9D9"/>
+              <w:right w:val="single" w:sz="6" w:space="0" w:color="D9D9D9"/>
+            </w:tcBorders>
+          </w:tcPr>
+          <w:p>
+            <w:r>
+              <w:t>噪音附件与历史快照</w:t>
+            </w:r>
+          </w:p>
+        </w:tc>
+        <w:tc>
+          <w:tcPr>
+            <w:tcW w:type="dxa" w:w="2880"/>
+            <w:vAlign w:val="center"/>
+            <w:tcBorders>
+              <w:top w:val="single" w:sz="6" w:space="0" w:color="D9D9D9"/>
+              <w:left w:val="single" w:sz="6" w:space="0" w:color="D9D9D9"/>
+              <w:bottom w:val="single" w:sz="6" w:space="0" w:color="D9D9D9"/>
+              <w:right w:val="single" w:sz="6" w:space="0" w:color="D9D9D9"/>
+            </w:tcBorders>
+          </w:tcPr>
+          <w:p>
+            <w:r>
+              <w:t>《旧版门店清单_2024.xlsx》</w:t>
+            </w:r>
+          </w:p>
+        </w:tc>
+        <w:tc>
+          <w:tcPr>
+            <w:tcW w:type="dxa" w:w="2880"/>
+            <w:vAlign w:val="center"/>
+            <w:tcBorders>
+              <w:top w:val="single" w:sz="6" w:space="0" w:color="D9D9D9"/>
+              <w:left w:val="single" w:sz="6" w:space="0" w:color="D9D9D9"/>
+              <w:bottom w:val="single" w:sz="6" w:space="0" w:color="D9D9D9"/>
+              <w:right w:val="single" w:sz="6" w:space="0" w:color="D9D9D9"/>
+            </w:tcBorders>
+          </w:tcPr>
+          <w:p>
+            <w:r>
+              <w:t>2024 年历史快照(37 营业/8 关闭/5 调整);仅作主键沿革对照,不纳入任何指标计算</w:t>
             </w:r>
           </w:p>
         </w:tc>
